--- a/docs/Climate_Housing_Exposure_Index_Dashboard_Reproducibility_Guide.docx
+++ b/docs/Climate_Housing_Exposure_Index_Dashboard_Reproducibility_Guide.docx
@@ -139,7 +139,7 @@
                 <w:color w:val="273746"/>
                 <w:sz w:val="18"/>
               </w:rPr>
-              <w:t>index.html (GitHub Pages entry; compatibility HTML also included)</w:t>
+              <w:t>index.html (data-self-contained GitHub Pages entry; identical compatibility HTML included)</w:t>
             </w:r>
           </w:p>
         </w:tc>
@@ -424,8 +424,8 @@
       <w:r>
         <w:drawing>
           <wp:inline xmlns:a="http://schemas.openxmlformats.org/drawingml/2006/main" xmlns:pic="http://schemas.openxmlformats.org/drawingml/2006/picture">
-            <wp:extent cx="6446520" cy="7114675"/>
-            <wp:docPr id="1" name="Picture 1" title="Climate Housing Exposure Index dashboard overview" descr="Dashboard screenshot showing Harris County tract mapping, layer controls, key indicators, legends, and selected-tract charts."/>
+            <wp:extent cx="6446520" cy="3562551"/>
+            <wp:docPr id="1" name="Picture 1" title="Climate Housing Exposure Index dashboard overview" descr="Dashboard screenshot showing the Harris County map, layer controls, ZIP-code locator, key indicators, legends, and selected-tract charts."/>
             <wp:cNvGraphicFramePr>
               <a:graphicFrameLocks noChangeAspect="1"/>
             </wp:cNvGraphicFramePr>
@@ -445,7 +445,7 @@
                   <pic:spPr>
                     <a:xfrm>
                       <a:off x="0" y="0"/>
-                      <a:ext cx="6446520" cy="7114675"/>
+                      <a:ext cx="6446520" cy="3562551"/>
                     </a:xfrm>
                     <a:prstGeom prst="rect"/>
                   </pic:spPr>
@@ -467,7 +467,7 @@
           <w:color w:val="617382"/>
           <w:sz w:val="17"/>
         </w:rPr>
-        <w:t>Figure 1. Standalone dashboard overview: map, layer controls, key indicators, and selected-tract profiles.</w:t>
+        <w:t>Figure 1. Data-self-contained dashboard overview with analytical layers, key indicators, and location controls.</w:t>
       </w:r>
     </w:p>
     <w:p>
@@ -671,7 +671,7 @@
                 <w:color w:val="273746"/>
                 <w:sz w:val="18"/>
               </w:rPr>
-              <w:t>Explore four GMT warming thresholds, CHEI patterns, 2020–2050 growth, housing stocks, parcel land use, compound hotspots, and selected-tract profiles.</w:t>
+              <w:t>Explore four GMT warming thresholds, CHEI patterns, 2020–2050 growth, housing stocks, parcel land use, pattern-based compound hotspots, tract profiles, and ZIP-code navigation.</w:t>
             </w:r>
           </w:p>
         </w:tc>
@@ -870,7 +870,7 @@
                 <w:color w:val="273746"/>
                 <w:sz w:val="18"/>
               </w:rPr>
-              <w:t>Publish index.html and .nojekyll from the repository root, or open index.html directly. Analytical layers and JavaScript are embedded; housing points use a deterministic preview sample.</w:t>
+              <w:t>Publish index.html and .nojekyll from the repository root, or open index.html directly. Analytical layers, ZIP boundaries, patterns, and JavaScript are embedded; external internet access is used only for the optional basemap tiles.</w:t>
             </w:r>
           </w:p>
         </w:tc>
@@ -1281,6 +1281,79 @@
         </w:tc>
       </w:tr>
     </w:tbl>
+    <w:tbl>
+      <w:tblPr>
+        <w:tblW w:type="auto" w:w="0"/>
+        <w:jc w:val="center"/>
+        <w:tblLayout w:type="fixed"/>
+        <w:tblLook w:firstColumn="1" w:firstRow="1" w:lastColumn="0" w:lastRow="0" w:noHBand="0" w:noVBand="1" w:val="04A0"/>
+      </w:tblPr>
+      <w:tblGrid>
+        <w:gridCol w:w="5227"/>
+        <w:gridCol w:w="5227"/>
+      </w:tblGrid>
+      <w:tr>
+        <w:trPr>
+          <w:cantSplit/>
+        </w:trPr>
+        <w:tc>
+          <w:tcPr>
+            <w:tcW w:type="dxa" w:w="3096"/>
+            <w:shd w:fill="17324D"/>
+            <w:tcMar>
+              <w:top w:w="52" w:type="dxa"/>
+              <w:start w:w="100" w:type="dxa"/>
+              <w:bottom w:w="52" w:type="dxa"/>
+              <w:end w:w="100" w:type="dxa"/>
+            </w:tcMar>
+          </w:tcPr>
+          <w:p>
+            <w:pPr>
+              <w:spacing w:after="0" w:line="240" w:lineRule="auto"/>
+            </w:pPr>
+            <w:r>
+              <w:rPr>
+                <w:rFonts w:ascii="Liberation Sans" w:hAnsi="Liberation Sans"/>
+                <w:b/>
+                <w:color w:val="FFFFFF"/>
+                <w:sz w:val="18"/>
+              </w:rPr>
+              <w:t>ZIP-code navigation</w:t>
+            </w:r>
+          </w:p>
+        </w:tc>
+        <w:tc>
+          <w:tcPr>
+            <w:tcW w:type="dxa" w:w="6696"/>
+            <w:shd w:fill="F4F7F9"/>
+            <w:tcMar>
+              <w:top w:w="52" w:type="dxa"/>
+              <w:start w:w="100" w:type="dxa"/>
+              <w:bottom w:w="52" w:type="dxa"/>
+              <w:end w:w="100" w:type="dxa"/>
+            </w:tcMar>
+          </w:tcPr>
+          <w:p>
+            <w:pPr>
+              <w:spacing w:after="0" w:line="240" w:lineRule="auto"/>
+            </w:pPr>
+            <w:r>
+              <w:rPr>
+                <w:rFonts w:ascii="Liberation Sans" w:hAnsi="Liberation Sans"/>
+                <w:color w:val="273746"/>
+                <w:sz w:val="18"/>
+              </w:rPr>
+              <w:t>155 Harris County ZIP boundaries are embedded for five-digit search and an optional all-boundaries overlay; no indicators are aggregated to ZIPs.</w:t>
+            </w:r>
+          </w:p>
+        </w:tc>
+      </w:tr>
+    </w:tbl>
+    <w:p>
+      <w:pPr>
+        <w:spacing w:after="0"/>
+      </w:pPr>
+    </w:p>
     <w:p>
       <w:pPr>
         <w:spacing w:before="140" w:after="80"/>
@@ -1525,7 +1598,7 @@
                 <w:color w:val="273746"/>
                 <w:sz w:val="18"/>
               </w:rPr>
-              <w:t>Harris County boundary plus tract and parcel geometry in EPSG:3857 for web mapping.</w:t>
+              <w:t>Harris County, census-tract, parcel, and 155 ZIP-code boundaries prepared for web mapping. ZIP geometry supports search and orientation only; indicators are not aggregated to ZIPs.</w:t>
             </w:r>
           </w:p>
         </w:tc>
@@ -1560,7 +1633,7 @@
           <w:color w:val="273746"/>
           <w:sz w:val="20"/>
         </w:rPr>
-        <w:t>1. The open-source FileGDB reader exposes 30 vector layers but does not expose the four user-listed gmt_*_pr_Kriging datasets. The package retains every exposed point and tract precipitation layer and produces separately labeled derived surfaces.</w:t>
+        <w:t>1. The open-source FileGDB reader exposes 31 vector layers, including Harris_County_Zipcodes, but does not expose the four user-listed gmt_*_pr_Kriging datasets. The package retains every exposed point and tract precipitation layer and produces separately labeled derived surfaces.</w:t>
       </w:r>
     </w:p>
     <w:p>
@@ -1904,7 +1977,7 @@
                 <w:color w:val="273746"/>
                 <w:sz w:val="19"/>
               </w:rPr>
-              <w:t>Simplify tract, parcel, and county geometry without changing the source geodatabase; preserve parcel-level housing-unit change and land-use labels.</w:t>
+              <w:t>Simplify tract, ZIP, parcel, and county geometry without changing the source geodatabase; preserve parcel-level housing-unit change, land-use labels, and five-digit ZIP identifiers.</w:t>
             </w:r>
           </w:p>
         </w:tc>
@@ -2056,7 +2129,7 @@
                 <w:color w:val="273746"/>
                 <w:sz w:val="19"/>
               </w:rPr>
-              <w:t>Serialize the Bokeh application and inline resources into one portable HTML file; serve the same file through FastAPI for full-point mode.</w:t>
+              <w:t>Serialize the Bokeh application, analytical data, ZIP geometry, hotspot patterns, and inline resources into one portable HTML file; serve the same file through FastAPI for full-point mode.</w:t>
             </w:r>
           </w:p>
         </w:tc>
@@ -2118,7 +2191,7 @@
           <w:color w:val="273746"/>
           <w:sz w:val="20"/>
         </w:rPr>
-        <w:t>The server queries x-sorted point arrays by binary search, filters by the current y-range, and deterministically caps the browser response. The exported web assets omit property account IDs, mailing fields, assessed values, and unused HCAD attributes.</w:t>
+        <w:t>The server queries x-sorted point arrays by binary search, filters by the current y-range, and deterministically caps the browser response. The exported web assets omit property account IDs, mailing fields, assessed values, and unused HCAD attributes. The separate ZIP layer retains only locator fields and generalized geometry.</w:t>
       </w:r>
     </w:p>
     <w:p>
@@ -2428,7 +2501,7 @@
           <w:color w:val="273746"/>
           <w:sz w:val="20"/>
         </w:rPr>
-        <w:t>Open index.html directly in a modern browser. The compatibility file climate_housing_exposure_index_dashboard.html contains identical content. All tract, parcel, climate-point, grid, chart, methods, and terms content remains interactive. Only the million-record point service changes to the embedded preview sample.</w:t>
+        <w:t>Open index.html directly in a modern browser. The compatibility file climate_housing_exposure_index_dashboard.html contains identical content. Tract, parcel, climate-point, grid, pattern-hotspot, ZIP-locator, chart, methods, and terms content remains interactive. Only the million-record single-family point service changes to the embedded deterministic preview sample. Internet access is required only for the optional basemap tiles.</w:t>
       </w:r>
     </w:p>
     <w:p>
@@ -2760,7 +2833,7 @@
                 <w:color w:val="273746"/>
                 <w:sz w:val="19"/>
               </w:rPr>
-              <w:t>Unzip Climate_Housing_Exposure_Index_Dashboard.gdb.zip and identify the extracted .gdb directory.</w:t>
+              <w:t>Unzip Climate_Housing_Exposure_Index_Dashboard.gdb_add_on.zip and identify the extracted Climate_Housing_Exposure_Index_Dashboard.gdb directory.</w:t>
             </w:r>
           </w:p>
         </w:tc>
@@ -3100,7 +3173,7 @@
                 <w:color w:val="273746"/>
                 <w:sz w:val="19"/>
               </w:rPr>
-              <w:t>Check required files, counts, sorted point arrays, dashboard identifiers, and source-contact text.</w:t>
+              <w:t>Check required files, 31-layer inventory, 155 ZIP boundaries, sorted point arrays, hotspot logic and pattern identifiers, locator controls, and source-contact text.</w:t>
             </w:r>
           </w:p>
         </w:tc>
@@ -3233,6 +3306,62 @@
                 <w:sz w:val="18"/>
               </w:rPr>
               <w:t>1,115 consolidated tract features and all map/profile fields</w:t>
+            </w:r>
+          </w:p>
+        </w:tc>
+      </w:tr>
+      <w:tr>
+        <w:trPr>
+          <w:cantSplit/>
+        </w:trPr>
+        <w:tc>
+          <w:tcPr>
+            <w:tcW w:type="dxa" w:w="3096"/>
+            <w:shd w:fill="17324D"/>
+            <w:tcMar>
+              <w:top w:w="52" w:type="dxa"/>
+              <w:start w:w="100" w:type="dxa"/>
+              <w:bottom w:w="52" w:type="dxa"/>
+              <w:end w:w="100" w:type="dxa"/>
+            </w:tcMar>
+          </w:tcPr>
+          <w:p>
+            <w:pPr>
+              <w:spacing w:after="0" w:line="240" w:lineRule="auto"/>
+            </w:pPr>
+            <w:r>
+              <w:rPr>
+                <w:rFonts w:ascii="Liberation Sans" w:hAnsi="Liberation Sans"/>
+                <w:b/>
+                <w:color w:val="FFFFFF"/>
+                <w:sz w:val="18"/>
+              </w:rPr>
+              <w:t>zipcodes_web.geojson</w:t>
+            </w:r>
+          </w:p>
+        </w:tc>
+        <w:tc>
+          <w:tcPr>
+            <w:tcW w:type="dxa" w:w="6696"/>
+            <w:shd w:fill="F4F7F9"/>
+            <w:tcMar>
+              <w:top w:w="52" w:type="dxa"/>
+              <w:start w:w="100" w:type="dxa"/>
+              <w:bottom w:w="52" w:type="dxa"/>
+              <w:end w:w="100" w:type="dxa"/>
+            </w:tcMar>
+          </w:tcPr>
+          <w:p>
+            <w:pPr>
+              <w:spacing w:after="0" w:line="240" w:lineRule="auto"/>
+            </w:pPr>
+            <w:r>
+              <w:rPr>
+                <w:rFonts w:ascii="Liberation Sans" w:hAnsi="Liberation Sans"/>
+                <w:color w:val="273746"/>
+                <w:sz w:val="18"/>
+              </w:rPr>
+              <w:t>155 simplified Harris County ZIP boundaries used only for search, zoom, and optional orientation overlay</w:t>
             </w:r>
           </w:p>
         </w:tc>
@@ -3659,7 +3788,7 @@
           <w:color w:val="273746"/>
           <w:sz w:val="20"/>
         </w:rPr>
-        <w:t>The noncompensatory hotspot layer retains all eight combinations of high precipitation hazard, projected household growth, and social vulnerability: none; hazard only; growth only; SVI only; hazard plus growth; hazard plus SVI; growth plus SVI; and all three.</w:t>
+        <w:t>The noncompensatory hotspot layer retains all eight combinations of high precipitation hazard, projected household growth, and social vulnerability: none; hazard only; growth only; SVI only; hazard plus growth; hazard plus SVI; growth plus SVI; and all three. Patterns, rather than color alone, encode the factors: diagonal lines indicate precipitation hazard, vertical lines indicate household growth, and dots indicate social vulnerability; overlaid patterns preserve the combinations.</w:t>
       </w:r>
     </w:p>
     <w:p>
@@ -3715,7 +3844,7 @@
           <w:color w:val="17324D"/>
           <w:sz w:val="36"/>
         </w:rPr>
-        <w:t>6.4  Tract search and profiles</w:t>
+        <w:t>6.4  Tract and ZIP-code location</w:t>
       </w:r>
     </w:p>
     <w:p>
@@ -3728,7 +3857,7 @@
           <w:color w:val="273746"/>
           <w:sz w:val="20"/>
         </w:rPr>
-        <w:t>Enter an exact 11-digit GEOID to zoom and select a tract, or click a tract on the map. The right panel reports CHEI 2050, SVI, population and household change, hotspot class, parcel housing-unit change, precipitation across all four GMT thresholds, and 2020-versus-2050 population/household/employment values.</w:t>
+        <w:t>Enter an exact 11-digit GEOID to zoom and select a tract, or click a tract on the map. Enter a five-digit ZIP code to zoom to and outline its boundary; the optional toggle displays all 155 ZIP boundaries for orientation. ZIP geometry is a locator only and does not create ZIP-level CHEI, SVI, growth, housing, or hotspot estimates. The selected-tract panel reports CHEI 2050, SVI, population and household change, hotspot class, parcel housing-unit change, precipitation across all four GMT thresholds, and 2020-versus-2050 population/household/employment values.</w:t>
       </w:r>
     </w:p>
     <w:p>
@@ -4034,7 +4163,7 @@
                 <w:color w:val="273746"/>
                 <w:sz w:val="19"/>
               </w:rPr>
-              <w:t>Upload this package without the extracted 204 MB source geodatabase. The prepared data directory is sufficient to run the app.</w:t>
+              <w:t>For GitHub Pages, upload index.html and .nojekyll at minimum; the complete package also retains source code, documentation, and prepared data. Do not upload the extracted source geodatabase unless archival sharing is intended.</w:t>
             </w:r>
           </w:p>
         </w:tc>
@@ -4701,7 +4830,7 @@
                 <w:color w:val="273746"/>
                 <w:sz w:val="18"/>
               </w:rPr>
-              <w:t>30 GDB layers inventoried; 1,115 tracts; 20,344 parcels; sorted full-point arrays verified.</w:t>
+              <w:t>31 GDB layers inventoried; 1,115 tracts; 155 ZIP boundaries; 20,344 parcels; sorted full-point arrays verified.</w:t>
             </w:r>
           </w:p>
         </w:tc>
@@ -4757,7 +4886,7 @@
                 <w:color w:val="273746"/>
                 <w:sz w:val="18"/>
               </w:rPr>
-              <w:t>Legends, distribution plots, GMT switching, kriging, hotspot combinations, overlap thresholds, selection, and charts tested without JavaScript exceptions.</w:t>
+              <w:t>Legends, distribution plots, GMT switching, kriging, the eight patterned hotspot combinations, tract selection, ZIP 77007 search, all-ZIP toggle, overlap thresholds, and charts tested without JavaScript exceptions.</w:t>
             </w:r>
           </w:p>
         </w:tc>
@@ -4869,7 +4998,7 @@
                 <w:color w:val="273746"/>
                 <w:sz w:val="18"/>
               </w:rPr>
-              <w:t>Revised overview cards, contained legends, unclipped distributions, explanatory panels, map, profiles, methods, footer, and terms inspected at desktop resolution.</w:t>
+              <w:t>Revised overview cards, contained pattern legend, unclipped distributions, ZIP controls and outlines, explanatory panels, map, profiles, methods, footer, and terms inspected at desktop resolution.</w:t>
             </w:r>
           </w:p>
         </w:tc>
